--- a/작업일지/졸업작품 작업일지 - 20+20주차.docx
+++ b/작업일지/졸업작품 작업일지 - 20+20주차.docx
@@ -272,7 +272,6 @@
             <w:pPr>
               <w:jc w:val="center"/>
               <w:rPr>
-                <w:rFonts w:hint="eastAsia"/>
                 <w:b/>
               </w:rPr>
             </w:pPr>
@@ -481,6 +480,7 @@
             <w:pPr>
               <w:jc w:val="left"/>
               <w:rPr>
+                <w:rFonts w:hint="eastAsia"/>
                 <w:b/>
               </w:rPr>
             </w:pPr>
@@ -490,6 +490,26 @@
                 <w:b/>
               </w:rPr>
               <w:t>장명운:</w:t>
+            </w:r>
+            <w:r>
+              <w:rPr>
+                <w:rFonts w:hint="eastAsia"/>
+                <w:b/>
+              </w:rPr>
+              <w:t xml:space="preserve"> 몬스터 종류 추가, 유니티 특정 셰이더(</w:t>
+            </w:r>
+            <w:r>
+              <w:rPr>
+                <w:b/>
+              </w:rPr>
+              <w:t>InfinityPBR/IPBR_DiffuseHSL</w:t>
+            </w:r>
+            <w:r>
+              <w:rPr>
+                <w:rFonts w:hint="eastAsia"/>
+                <w:b/>
+              </w:rPr>
+              <w:t>)를 사용하는 리소스의 텍스처 추출 문제 해결</w:t>
             </w:r>
           </w:p>
           <w:p>
@@ -593,7 +613,14 @@
           <w:rFonts w:hint="eastAsia"/>
           <w:sz w:val="22"/>
         </w:rPr>
-        <w:t>몬스터(고블린) 추가</w:t>
+        <w:t>몬스터</w:t>
+      </w:r>
+      <w:r>
+        <w:rPr>
+          <w:rFonts w:hint="eastAsia"/>
+          <w:sz w:val="22"/>
+        </w:rPr>
+        <w:t xml:space="preserve"> 종류 추가</w:t>
       </w:r>
     </w:p>
     <w:p>
@@ -605,42 +632,109 @@
         </w:numPr>
         <w:ind w:leftChars="0"/>
         <w:jc w:val="left"/>
-        <w:rPr>
-          <w:sz w:val="22"/>
-        </w:rPr>
-      </w:pPr>
-      <w:r>
-        <w:rPr>
-          <w:rFonts w:hint="eastAsia"/>
-          <w:sz w:val="22"/>
-        </w:rPr>
-        <w:t xml:space="preserve">졸업작품에서 사용하려는 InfinityPBR </w:t>
-      </w:r>
-      <w:r>
-        <w:rPr>
-          <w:sz w:val="22"/>
-        </w:rPr>
-        <w:t>–</w:t>
-      </w:r>
-      <w:r>
-        <w:rPr>
-          <w:rFonts w:hint="eastAsia"/>
-          <w:sz w:val="22"/>
-        </w:rPr>
-        <w:t xml:space="preserve"> Magic Pig Games, Low Poly Monsters 에셋들은</w:t>
-      </w:r>
-      <w:r>
-        <w:rPr>
-          <w:sz w:val="22"/>
-        </w:rPr>
-        <w:br/>
-      </w:r>
-      <w:r>
-        <w:rPr>
-          <w:rFonts w:hint="eastAsia"/>
-          <w:sz w:val="22"/>
-        </w:rPr>
-        <w:t>유니티에서 제작자가 만든 통합된 스크립트로 관리됨, 기존의 모델 추출 스크립트와 연동</w:t>
+      </w:pPr>
+      <w:r>
+        <w:rPr>
+          <w:rFonts w:hint="eastAsia"/>
+          <w:sz w:val="22"/>
+        </w:rPr>
+        <w:t xml:space="preserve">기존의 goblin 외에 </w:t>
+      </w:r>
+      <w:r>
+        <w:rPr>
+          <w:sz w:val="22"/>
+        </w:rPr>
+        <w:t>anubis</w:t>
+      </w:r>
+      <w:r>
+        <w:rPr>
+          <w:rFonts w:hint="eastAsia"/>
+          <w:sz w:val="22"/>
+        </w:rPr>
+        <w:t>, bat, bomber, demon, dragon, eyeball, fishman, gargoyle 총</w:t>
+      </w:r>
+      <w:r>
+        <w:rPr>
+          <w:sz w:val="22"/>
+        </w:rPr>
+        <w:br/>
+      </w:r>
+      <w:r>
+        <w:rPr>
+          <w:rFonts w:hint="eastAsia"/>
+          <w:sz w:val="22"/>
+        </w:rPr>
+        <w:t xml:space="preserve">8종에 해당하는 몬스터들의 모델 및 애니메이션을 추출 및 적용 </w:t>
+      </w:r>
+    </w:p>
+    <w:p>
+      <w:pPr>
+        <w:pStyle w:val="a3"/>
+        <w:numPr>
+          <w:ilvl w:val="2"/>
+          <w:numId w:val="1"/>
+        </w:numPr>
+        <w:ind w:leftChars="0"/>
+        <w:jc w:val="left"/>
+      </w:pPr>
+      <w:r>
+        <w:rPr>
+          <w:rFonts w:hint="eastAsia"/>
+          <w:sz w:val="22"/>
+        </w:rPr>
+        <w:t>무기와 몸체가 별도의 셰이더로 그려지는 모델의 경우</w:t>
+      </w:r>
+      <w:r>
+        <w:rPr>
+          <w:sz w:val="22"/>
+        </w:rPr>
+        <w:br/>
+      </w:r>
+      <w:r>
+        <w:rPr>
+          <w:rFonts w:hint="eastAsia"/>
+          <w:sz w:val="22"/>
+        </w:rPr>
+        <w:t>무기가 SkinnedMesh가 아니라 BoneIndex, BoneWeight와 같은 정점 속성이 존재하지</w:t>
+      </w:r>
+      <w:r>
+        <w:rPr>
+          <w:sz w:val="22"/>
+        </w:rPr>
+        <w:br/>
+      </w:r>
+      <w:r>
+        <w:rPr>
+          <w:rFonts w:hint="eastAsia"/>
+          <w:sz w:val="22"/>
+        </w:rPr>
+        <w:t>않음.</w:t>
+      </w:r>
+      <w:r>
+        <w:rPr>
+          <w:sz w:val="22"/>
+        </w:rPr>
+        <w:br/>
+      </w:r>
+      <w:r>
+        <w:rPr>
+          <w:rFonts w:hint="eastAsia"/>
+          <w:sz w:val="22"/>
+        </w:rPr>
+        <w:t>이로 인해 우리 프로젝트에서도 한 모델 내에서 SkinnedMesh인 부분과 아닌 부분을 분리해서 별도의 셰이더로 그릴 필요가 생김.</w:t>
+      </w:r>
+      <w:r>
+        <w:rPr>
+          <w:sz w:val="22"/>
+        </w:rPr>
+        <w:br/>
+      </w:r>
+      <w:r>
+        <w:rPr>
+          <w:rFonts w:hint="eastAsia"/>
+          <w:sz w:val="22"/>
+        </w:rPr>
+        <w:t>-&gt; 해결해야 함, anubis와 fishman 캐릭터가 이에 해당됨 (때문에 현재 렌더링 불가)</w:t>
       </w:r>
     </w:p>
     <w:p>
@@ -652,26 +746,206 @@
         </w:numPr>
         <w:ind w:leftChars="0"/>
         <w:jc w:val="left"/>
-        <w:rPr>
-          <w:sz w:val="22"/>
-        </w:rPr>
-      </w:pPr>
-      <w:r>
-        <w:rPr>
-          <w:rFonts w:hint="eastAsia"/>
-          <w:sz w:val="22"/>
-        </w:rPr>
-        <w:t>몬스터 애니메이션 에셋 추가, 현재 Idle/Hit/Death 반영됨</w:t>
+      </w:pPr>
+      <w:r>
+        <w:rPr>
+          <w:rFonts w:hint="eastAsia"/>
+          <w:sz w:val="22"/>
+        </w:rPr>
+        <w:t>유니티 특정 셰이더(InfinityPBR/IPBR_DiffuseHSL)를 사용하는 리소스의 텍스처 추출 문제</w:t>
+      </w:r>
+      <w:r>
+        <w:rPr>
+          <w:sz w:val="22"/>
+        </w:rPr>
+        <w:br/>
+      </w:r>
+      <w:r>
+        <w:rPr>
+          <w:rFonts w:hint="eastAsia"/>
+          <w:sz w:val="22"/>
+        </w:rPr>
+        <w:t>해결</w:t>
       </w:r>
     </w:p>
     <w:p>
       <w:pPr>
+        <w:pStyle w:val="a3"/>
+        <w:numPr>
+          <w:ilvl w:val="2"/>
+          <w:numId w:val="1"/>
+        </w:numPr>
+        <w:ind w:leftChars="0"/>
         <w:jc w:val="left"/>
       </w:pPr>
+      <w:r>
+        <w:rPr>
+          <w:rFonts w:hint="eastAsia"/>
+          <w:sz w:val="22"/>
+        </w:rPr>
+        <w:t>우리가 사용하는 몬스터 리소스들은 InfinityPBR/LPColor-URP와</w:t>
+      </w:r>
+      <w:r>
+        <w:rPr>
+          <w:sz w:val="22"/>
+        </w:rPr>
+        <w:br/>
+      </w:r>
+      <w:r>
+        <w:rPr>
+          <w:rFonts w:hint="eastAsia"/>
+          <w:sz w:val="22"/>
+        </w:rPr>
+        <w:t>InfinityPBR/IPBR_DiffuseHSL 셰이더 두 종류를 사용하는데,</w:t>
+      </w:r>
+      <w:r>
+        <w:rPr>
+          <w:sz w:val="22"/>
+        </w:rPr>
+        <w:br/>
+      </w:r>
+      <w:r>
+        <w:rPr>
+          <w:rFonts w:hint="eastAsia"/>
+          <w:sz w:val="22"/>
+        </w:rPr>
+        <w:t xml:space="preserve">지난번에 </w:t>
+      </w:r>
+      <w:r>
+        <w:rPr>
+          <w:rFonts w:hint="eastAsia"/>
+          <w:sz w:val="22"/>
+        </w:rPr>
+        <w:t>InfinityPBR/LPColor-URP</w:t>
+      </w:r>
+      <w:r>
+        <w:rPr>
+          <w:rFonts w:hint="eastAsia"/>
+          <w:sz w:val="22"/>
+        </w:rPr>
+        <w:t xml:space="preserve"> 셰이더를 사용하는 리소스들의 텍스처 추출 문제는</w:t>
+      </w:r>
+      <w:r>
+        <w:rPr>
+          <w:sz w:val="22"/>
+        </w:rPr>
+        <w:br/>
+      </w:r>
+      <w:r>
+        <w:rPr>
+          <w:rFonts w:hint="eastAsia"/>
+          <w:sz w:val="22"/>
+        </w:rPr>
+        <w:t>해결했지만, InfinityPBR/</w:t>
+      </w:r>
+      <w:r>
+        <w:rPr>
+          <w:rFonts w:hint="eastAsia"/>
+          <w:sz w:val="22"/>
+        </w:rPr>
+        <w:t>IP</w:t>
+      </w:r>
+      <w:r>
+        <w:rPr>
+          <w:rFonts w:hint="eastAsia"/>
+          <w:sz w:val="22"/>
+        </w:rPr>
+        <w:t>B</w:t>
+      </w:r>
+      <w:r>
+        <w:rPr>
+          <w:rFonts w:hint="eastAsia"/>
+          <w:sz w:val="22"/>
+        </w:rPr>
+        <w:t>R_DiffuseHSL</w:t>
+      </w:r>
+      <w:r>
+        <w:rPr>
+          <w:rFonts w:hint="eastAsia"/>
+          <w:sz w:val="22"/>
+        </w:rPr>
+        <w:t xml:space="preserve"> 셰이더를 사용하는 리소스들은 그러지 못함.</w:t>
+      </w:r>
     </w:p>
     <w:p>
       <w:pPr>
-        <w:spacing w:after="0"/>
+        <w:pStyle w:val="a3"/>
+        <w:numPr>
+          <w:ilvl w:val="2"/>
+          <w:numId w:val="1"/>
+        </w:numPr>
+        <w:ind w:leftChars="0"/>
+        <w:jc w:val="left"/>
+        <w:rPr>
+          <w:rFonts w:hint="eastAsia"/>
+        </w:rPr>
+      </w:pPr>
+      <w:r>
+        <w:rPr>
+          <w:rFonts w:hint="eastAsia"/>
+          <w:sz w:val="22"/>
+        </w:rPr>
+        <w:t>몬스터 리소스들이 사용하는 재질이 텍스처를 사용하지 않고 색상 배열에서 색상을</w:t>
+      </w:r>
+      <w:r>
+        <w:rPr>
+          <w:sz w:val="22"/>
+        </w:rPr>
+        <w:br/>
+      </w:r>
+      <w:r>
+        <w:rPr>
+          <w:rFonts w:hint="eastAsia"/>
+          <w:sz w:val="22"/>
+        </w:rPr>
+        <w:t>인덱싱하는 방식이어서 렌더링된 재질을 텍스처로 구워 추출하는 방식을 사용했는데,</w:t>
+      </w:r>
+      <w:r>
+        <w:rPr>
+          <w:sz w:val="22"/>
+        </w:rPr>
+        <w:br/>
+      </w:r>
+      <w:r>
+        <w:rPr>
+          <w:rFonts w:hint="eastAsia"/>
+          <w:sz w:val="22"/>
+        </w:rPr>
+        <w:t>IPBR_DiffuseHSL 셰이더는 URP 파이프라인이 아니라 텍스처로 구울 때</w:t>
+      </w:r>
+      <w:r>
+        <w:rPr>
+          <w:sz w:val="22"/>
+        </w:rPr>
+        <w:br/>
+      </w:r>
+      <w:r>
+        <w:rPr>
+          <w:rFonts w:hint="eastAsia"/>
+          <w:sz w:val="22"/>
+        </w:rPr>
+        <w:t>이상하게 구워짐. -&gt; 해당 셰이더 자체를 URP 파이프라인에 맞게 수정하여</w:t>
+      </w:r>
+      <w:r>
+        <w:rPr>
+          <w:sz w:val="22"/>
+        </w:rPr>
+        <w:br/>
+      </w:r>
+      <w:r>
+        <w:rPr>
+          <w:rFonts w:hint="eastAsia"/>
+          <w:sz w:val="22"/>
+        </w:rPr>
+        <w:t>텍스처로 잘 구워지도록 수정중</w:t>
+      </w:r>
+    </w:p>
+    <w:p>
+      <w:pPr>
+        <w:widowControl/>
+        <w:wordWrap/>
+        <w:autoSpaceDE/>
+        <w:autoSpaceDN/>
         <w:rPr>
           <w:sz w:val="28"/>
           <w:szCs w:val="32"/>
@@ -679,10 +953,27 @@
       </w:pPr>
       <w:r>
         <w:rPr>
-          <w:rFonts w:hint="eastAsia"/>
           <w:sz w:val="28"/>
           <w:szCs w:val="32"/>
         </w:rPr>
+        <w:br w:type="page"/>
+      </w:r>
+    </w:p>
+    <w:p>
+      <w:pPr>
+        <w:spacing w:after="0"/>
+        <w:rPr>
+          <w:sz w:val="28"/>
+          <w:szCs w:val="32"/>
+        </w:rPr>
+      </w:pPr>
+      <w:r>
+        <w:rPr>
+          <w:rFonts w:hint="eastAsia"/>
+          <w:sz w:val="28"/>
+          <w:szCs w:val="32"/>
+        </w:rPr>
+        <w:lastRenderedPageBreak/>
         <w:t>이종진:</w:t>
       </w:r>
     </w:p>
@@ -772,7 +1063,6 @@
         <w:ind w:leftChars="0" w:left="1200"/>
         <w:jc w:val="left"/>
         <w:rPr>
-          <w:rFonts w:hint="eastAsia"/>
           <w:noProof/>
         </w:rPr>
       </w:pPr>
@@ -1239,7 +1529,6 @@
             <w:pPr>
               <w:jc w:val="center"/>
               <w:rPr>
-                <w:rFonts w:hint="eastAsia"/>
                 <w:b/>
                 <w:sz w:val="22"/>
               </w:rPr>
@@ -1412,17 +1701,25 @@
                 <w:bCs/>
                 <w:szCs w:val="20"/>
               </w:rPr>
-              <w:t>장명운: 근접 전투 구현, 다양한 종류의 몬스터 추가</w:t>
-            </w:r>
-          </w:p>
-          <w:p>
-            <w:pPr>
-              <w:rPr>
+              <w:t xml:space="preserve">장명운: 근접 전투 구현, </w:t>
+            </w:r>
+            <w:r>
+              <w:rPr>
+                <w:rFonts w:hint="eastAsia"/>
                 <w:b/>
                 <w:bCs/>
                 <w:szCs w:val="20"/>
               </w:rPr>
-            </w:pPr>
+              <w:t>맵 구현</w:t>
+            </w:r>
+            <w:r>
+              <w:rPr>
+                <w:b/>
+                <w:bCs/>
+                <w:szCs w:val="20"/>
+              </w:rPr>
+              <w:br/>
+            </w:r>
             <w:r>
               <w:rPr>
                 <w:rFonts w:hint="eastAsia"/>
@@ -2062,7 +2359,6 @@
   <w:style w:type="character" w:default="1" w:styleId="a0">
     <w:name w:val="Default Paragraph Font"/>
     <w:uiPriority w:val="1"/>
-    <w:semiHidden/>
     <w:unhideWhenUsed/>
   </w:style>
   <w:style w:type="table" w:default="1" w:styleId="a1">

--- a/작업일지/졸업작품 작업일지 - 20+20주차.docx
+++ b/작업일지/졸업작품 작업일지 - 20+20주차.docx
@@ -1,6 +1,6 @@
 
 <file path=word/document.xml><?xml version="1.0" encoding="utf-8"?>
-<w:document xmlns:wpc="http://schemas.microsoft.com/office/word/2010/wordprocessingCanvas" xmlns:cx="http://schemas.microsoft.com/office/drawing/2014/chartex" xmlns:cx1="http://schemas.microsoft.com/office/drawing/2015/9/8/chartex" xmlns:cx2="http://schemas.microsoft.com/office/drawing/2015/10/21/chartex" xmlns:cx3="http://schemas.microsoft.com/office/drawing/2016/5/9/chartex" xmlns:cx4="http://schemas.microsoft.com/office/drawing/2016/5/10/chartex" xmlns:cx5="http://schemas.microsoft.com/office/drawing/2016/5/11/chartex" xmlns:cx6="http://schemas.microsoft.com/office/drawing/2016/5/12/chartex" xmlns:cx7="http://schemas.microsoft.com/office/drawing/2016/5/13/chartex" xmlns:cx8="http://schemas.microsoft.com/office/drawing/2016/5/14/chartex" xmlns:mc="http://schemas.openxmlformats.org/markup-compatibility/2006" xmlns:aink="http://schemas.microsoft.com/office/drawing/2016/ink" xmlns:am3d="http://schemas.microsoft.com/office/drawing/2017/model3d" xmlns:o="urn:schemas-microsoft-com:office:office" xmlns:oel="http://schemas.microsoft.com/office/2019/extlst" xmlns:r="http://schemas.openxmlformats.org/officeDocument/2006/relationships" xmlns:m="http://schemas.openxmlformats.org/officeDocument/2006/math" xmlns:v="urn:schemas-microsoft-com:vml" xmlns:wp14="http://schemas.microsoft.com/office/word/2010/wordprocessingDrawing" xmlns:wp="http://schemas.openxmlformats.org/drawingml/2006/wordprocessingDrawing" xmlns:w10="urn:schemas-microsoft-com:office:word" xmlns:w="http://schemas.openxmlformats.org/wordprocessingml/2006/main" xmlns:w14="http://schemas.microsoft.com/office/word/2010/wordml" xmlns:w15="http://schemas.microsoft.com/office/word/2012/wordml" xmlns:w16cex="http://schemas.microsoft.com/office/word/2018/wordml/cex" xmlns:w16cid="http://schemas.microsoft.com/office/word/2016/wordml/cid" xmlns:w16="http://schemas.microsoft.com/office/word/2018/wordml" xmlns:w16du="http://schemas.microsoft.com/office/word/2023/wordml/word16du" xmlns:w16sdtdh="http://schemas.microsoft.com/office/word/2020/wordml/sdtdatahash" xmlns:w16sdtfl="http://schemas.microsoft.com/office/word/2024/wordml/sdtformatlock" xmlns:w16se="http://schemas.microsoft.com/office/word/2015/wordml/symex" xmlns:wpg="http://schemas.microsoft.com/office/word/2010/wordprocessingGroup" xmlns:wpi="http://schemas.microsoft.com/office/word/2010/wordprocessingInk" xmlns:wne="http://schemas.microsoft.com/office/word/2006/wordml" xmlns:wps="http://schemas.microsoft.com/office/word/2010/wordprocessingShape" mc:Ignorable="w14 w15 w16se w16cid w16 w16cex w16sdtdh w16sdtfl w16du wp14">
+<w:document xmlns:wpc="http://schemas.microsoft.com/office/word/2010/wordprocessingCanvas" xmlns:mc="http://schemas.openxmlformats.org/markup-compatibility/2006" xmlns:o="urn:schemas-microsoft-com:office:office" xmlns:r="http://schemas.openxmlformats.org/officeDocument/2006/relationships" xmlns:m="http://schemas.openxmlformats.org/officeDocument/2006/math" xmlns:v="urn:schemas-microsoft-com:vml" xmlns:wp14="http://schemas.microsoft.com/office/word/2010/wordprocessingDrawing" xmlns:wp="http://schemas.openxmlformats.org/drawingml/2006/wordprocessingDrawing" xmlns:w10="urn:schemas-microsoft-com:office:word" xmlns:w="http://schemas.openxmlformats.org/wordprocessingml/2006/main" xmlns:w14="http://schemas.microsoft.com/office/word/2010/wordml" xmlns:w15="http://schemas.microsoft.com/office/word/2012/wordml" xmlns:wpg="http://schemas.microsoft.com/office/word/2010/wordprocessingGroup" xmlns:wpi="http://schemas.microsoft.com/office/word/2010/wordprocessingInk" xmlns:wne="http://schemas.microsoft.com/office/word/2006/wordml" xmlns:wps="http://schemas.microsoft.com/office/word/2010/wordprocessingShape">
   <w:body>
     <w:tbl>
       <w:tblPr>
@@ -19,7 +19,7 @@
       </w:tblGrid>
       <w:tr>
         <w:trPr>
-          <w:trHeight w:val="888"/>
+          <w:trHeight w:val="888" w:hRule="atLeast"/>
         </w:trPr>
         <w:tc>
           <w:tcPr>
@@ -35,7 +35,7 @@
             <w:pPr>
               <w:jc w:val="center"/>
               <w:rPr>
-                <w:u w:val="single"/>
+                <w:u w:val="single" w:color="auto"/>
               </w:rPr>
             </w:pPr>
             <w:r>
@@ -43,7 +43,7 @@
                 <w:rFonts w:hint="eastAsia"/>
                 <w:sz w:val="36"/>
                 <w:szCs w:val="40"/>
-                <w:u w:val="single"/>
+                <w:u w:val="single" w:color="auto"/>
               </w:rPr>
               <w:t>졸업작품 작업일지</w:t>
             </w:r>
@@ -238,7 +238,7 @@
       </w:tr>
       <w:tr>
         <w:trPr>
-          <w:trHeight w:val="648"/>
+          <w:trHeight w:val="648" w:hRule="atLeast"/>
         </w:trPr>
         <w:tc>
           <w:tcPr>
@@ -445,7 +445,7 @@
       </w:tr>
       <w:tr>
         <w:trPr>
-          <w:trHeight w:val="1266"/>
+          <w:trHeight w:val="1266" w:hRule="atLeast"/>
         </w:trPr>
         <w:tc>
           <w:tcPr>
@@ -527,6 +527,15 @@
               </w:rPr>
               <w:t xml:space="preserve">우상훈: </w:t>
             </w:r>
+            <w:r>
+              <w:rPr>
+                <w:lang w:eastAsia="ko-KR"/>
+                <w:rFonts w:hint="eastAsia"/>
+                <w:b/>
+                <w:rtl w:val="off"/>
+              </w:rPr>
+              <w:t>room server 기능 구현</w:t>
+            </w:r>
           </w:p>
           <w:p>
             <w:pPr>
@@ -598,284 +607,284 @@
     <w:p>
       <w:pPr>
         <w:pStyle w:val="a3"/>
+        <w:ind w:leftChars="0"/>
+        <w:jc w:val="left"/>
         <w:numPr>
           <w:ilvl w:val="0"/>
           <w:numId w:val="1"/>
         </w:numPr>
+        <w:rPr>
+          <w:sz w:val="22"/>
+        </w:rPr>
+      </w:pPr>
+      <w:r>
+        <w:rPr>
+          <w:rFonts w:hint="eastAsia"/>
+          <w:sz w:val="22"/>
+        </w:rPr>
+        <w:t>몬스터</w:t>
+      </w:r>
+      <w:r>
+        <w:rPr>
+          <w:rFonts w:hint="eastAsia"/>
+          <w:sz w:val="22"/>
+        </w:rPr>
+        <w:t xml:space="preserve"> 종류 추가</w:t>
+      </w:r>
+    </w:p>
+    <w:p>
+      <w:pPr>
+        <w:pStyle w:val="a3"/>
         <w:ind w:leftChars="0"/>
         <w:jc w:val="left"/>
-        <w:rPr>
-          <w:sz w:val="22"/>
-        </w:rPr>
-      </w:pPr>
-      <w:r>
-        <w:rPr>
-          <w:rFonts w:hint="eastAsia"/>
-          <w:sz w:val="22"/>
-        </w:rPr>
-        <w:t>몬스터</w:t>
-      </w:r>
-      <w:r>
-        <w:rPr>
-          <w:rFonts w:hint="eastAsia"/>
-          <w:sz w:val="22"/>
-        </w:rPr>
-        <w:t xml:space="preserve"> 종류 추가</w:t>
-      </w:r>
-    </w:p>
-    <w:p>
-      <w:pPr>
-        <w:pStyle w:val="a3"/>
         <w:numPr>
           <w:ilvl w:val="1"/>
           <w:numId w:val="1"/>
         </w:numPr>
+      </w:pPr>
+      <w:r>
+        <w:rPr>
+          <w:rFonts w:hint="eastAsia"/>
+          <w:sz w:val="22"/>
+        </w:rPr>
+        <w:t xml:space="preserve">기존의 goblin 외에 </w:t>
+      </w:r>
+      <w:r>
+        <w:rPr>
+          <w:sz w:val="22"/>
+        </w:rPr>
+        <w:t>anubis</w:t>
+      </w:r>
+      <w:r>
+        <w:rPr>
+          <w:rFonts w:hint="eastAsia"/>
+          <w:sz w:val="22"/>
+        </w:rPr>
+        <w:t>, bat, bomber, demon, dragon, eyeball, fishman, gargoyle 총</w:t>
+      </w:r>
+      <w:r>
+        <w:rPr>
+          <w:sz w:val="22"/>
+        </w:rPr>
+        <w:br/>
+      </w:r>
+      <w:r>
+        <w:rPr>
+          <w:rFonts w:hint="eastAsia"/>
+          <w:sz w:val="22"/>
+        </w:rPr>
+        <w:t xml:space="preserve">8종에 해당하는 몬스터들의 모델 및 애니메이션을 추출 및 적용 </w:t>
+      </w:r>
+    </w:p>
+    <w:p>
+      <w:pPr>
+        <w:pStyle w:val="a3"/>
         <w:ind w:leftChars="0"/>
         <w:jc w:val="left"/>
-      </w:pPr>
-      <w:r>
-        <w:rPr>
-          <w:rFonts w:hint="eastAsia"/>
-          <w:sz w:val="22"/>
-        </w:rPr>
-        <w:t xml:space="preserve">기존의 goblin 외에 </w:t>
-      </w:r>
-      <w:r>
-        <w:rPr>
-          <w:sz w:val="22"/>
-        </w:rPr>
-        <w:t>anubis</w:t>
-      </w:r>
-      <w:r>
-        <w:rPr>
-          <w:rFonts w:hint="eastAsia"/>
-          <w:sz w:val="22"/>
-        </w:rPr>
-        <w:t>, bat, bomber, demon, dragon, eyeball, fishman, gargoyle 총</w:t>
-      </w:r>
-      <w:r>
-        <w:rPr>
-          <w:sz w:val="22"/>
-        </w:rPr>
-        <w:br/>
-      </w:r>
-      <w:r>
-        <w:rPr>
-          <w:rFonts w:hint="eastAsia"/>
-          <w:sz w:val="22"/>
-        </w:rPr>
-        <w:t xml:space="preserve">8종에 해당하는 몬스터들의 모델 및 애니메이션을 추출 및 적용 </w:t>
-      </w:r>
-    </w:p>
-    <w:p>
-      <w:pPr>
-        <w:pStyle w:val="a3"/>
         <w:numPr>
           <w:ilvl w:val="2"/>
           <w:numId w:val="1"/>
         </w:numPr>
+      </w:pPr>
+      <w:r>
+        <w:rPr>
+          <w:rFonts w:hint="eastAsia"/>
+          <w:sz w:val="22"/>
+        </w:rPr>
+        <w:t>무기와 몸체가 별도의 셰이더로 그려지는 모델의 경우</w:t>
+      </w:r>
+      <w:r>
+        <w:rPr>
+          <w:sz w:val="22"/>
+        </w:rPr>
+        <w:br/>
+      </w:r>
+      <w:r>
+        <w:rPr>
+          <w:rFonts w:hint="eastAsia"/>
+          <w:sz w:val="22"/>
+        </w:rPr>
+        <w:t>무기가 SkinnedMesh가 아니라 BoneIndex, BoneWeight와 같은 정점 속성이 존재하지</w:t>
+      </w:r>
+      <w:r>
+        <w:rPr>
+          <w:sz w:val="22"/>
+        </w:rPr>
+        <w:br/>
+      </w:r>
+      <w:r>
+        <w:rPr>
+          <w:rFonts w:hint="eastAsia"/>
+          <w:sz w:val="22"/>
+        </w:rPr>
+        <w:t>않음.</w:t>
+      </w:r>
+      <w:r>
+        <w:rPr>
+          <w:sz w:val="22"/>
+        </w:rPr>
+        <w:br/>
+      </w:r>
+      <w:r>
+        <w:rPr>
+          <w:rFonts w:hint="eastAsia"/>
+          <w:sz w:val="22"/>
+        </w:rPr>
+        <w:t>이로 인해 우리 프로젝트에서도 한 모델 내에서 SkinnedMesh인 부분과 아닌 부분을 분리해서 별도의 셰이더로 그릴 필요가 생김.</w:t>
+      </w:r>
+      <w:r>
+        <w:rPr>
+          <w:sz w:val="22"/>
+        </w:rPr>
+        <w:br/>
+      </w:r>
+      <w:r>
+        <w:rPr>
+          <w:rFonts w:hint="eastAsia"/>
+          <w:sz w:val="22"/>
+        </w:rPr>
+        <w:t>-&gt; 해결해야 함, anubis와 fishman 캐릭터가 이에 해당됨 (때문에 현재 렌더링 불가)</w:t>
+      </w:r>
+    </w:p>
+    <w:p>
+      <w:pPr>
+        <w:pStyle w:val="a3"/>
         <w:ind w:leftChars="0"/>
         <w:jc w:val="left"/>
-      </w:pPr>
-      <w:r>
-        <w:rPr>
-          <w:rFonts w:hint="eastAsia"/>
-          <w:sz w:val="22"/>
-        </w:rPr>
-        <w:t>무기와 몸체가 별도의 셰이더로 그려지는 모델의 경우</w:t>
-      </w:r>
-      <w:r>
-        <w:rPr>
-          <w:sz w:val="22"/>
-        </w:rPr>
-        <w:br/>
-      </w:r>
-      <w:r>
-        <w:rPr>
-          <w:rFonts w:hint="eastAsia"/>
-          <w:sz w:val="22"/>
-        </w:rPr>
-        <w:t>무기가 SkinnedMesh가 아니라 BoneIndex, BoneWeight와 같은 정점 속성이 존재하지</w:t>
-      </w:r>
-      <w:r>
-        <w:rPr>
-          <w:sz w:val="22"/>
-        </w:rPr>
-        <w:br/>
-      </w:r>
-      <w:r>
-        <w:rPr>
-          <w:rFonts w:hint="eastAsia"/>
-          <w:sz w:val="22"/>
-        </w:rPr>
-        <w:t>않음.</w:t>
-      </w:r>
-      <w:r>
-        <w:rPr>
-          <w:sz w:val="22"/>
-        </w:rPr>
-        <w:br/>
-      </w:r>
-      <w:r>
-        <w:rPr>
-          <w:rFonts w:hint="eastAsia"/>
-          <w:sz w:val="22"/>
-        </w:rPr>
-        <w:t>이로 인해 우리 프로젝트에서도 한 모델 내에서 SkinnedMesh인 부분과 아닌 부분을 분리해서 별도의 셰이더로 그릴 필요가 생김.</w:t>
-      </w:r>
-      <w:r>
-        <w:rPr>
-          <w:sz w:val="22"/>
-        </w:rPr>
-        <w:br/>
-      </w:r>
-      <w:r>
-        <w:rPr>
-          <w:rFonts w:hint="eastAsia"/>
-          <w:sz w:val="22"/>
-        </w:rPr>
-        <w:t>-&gt; 해결해야 함, anubis와 fishman 캐릭터가 이에 해당됨 (때문에 현재 렌더링 불가)</w:t>
-      </w:r>
-    </w:p>
-    <w:p>
-      <w:pPr>
-        <w:pStyle w:val="a3"/>
         <w:numPr>
           <w:ilvl w:val="1"/>
           <w:numId w:val="1"/>
         </w:numPr>
+      </w:pPr>
+      <w:r>
+        <w:rPr>
+          <w:rFonts w:hint="eastAsia"/>
+          <w:sz w:val="22"/>
+        </w:rPr>
+        <w:t>유니티 특정 셰이더(InfinityPBR/IPBR_DiffuseHSL)를 사용하는 리소스의 텍스처 추출 문제</w:t>
+      </w:r>
+      <w:r>
+        <w:rPr>
+          <w:sz w:val="22"/>
+        </w:rPr>
+        <w:br/>
+      </w:r>
+      <w:r>
+        <w:rPr>
+          <w:rFonts w:hint="eastAsia"/>
+          <w:sz w:val="22"/>
+        </w:rPr>
+        <w:t>해결</w:t>
+      </w:r>
+    </w:p>
+    <w:p>
+      <w:pPr>
+        <w:pStyle w:val="a3"/>
         <w:ind w:leftChars="0"/>
         <w:jc w:val="left"/>
-      </w:pPr>
-      <w:r>
-        <w:rPr>
-          <w:rFonts w:hint="eastAsia"/>
-          <w:sz w:val="22"/>
-        </w:rPr>
-        <w:t>유니티 특정 셰이더(InfinityPBR/IPBR_DiffuseHSL)를 사용하는 리소스의 텍스처 추출 문제</w:t>
-      </w:r>
-      <w:r>
-        <w:rPr>
-          <w:sz w:val="22"/>
-        </w:rPr>
-        <w:br/>
-      </w:r>
-      <w:r>
-        <w:rPr>
-          <w:rFonts w:hint="eastAsia"/>
-          <w:sz w:val="22"/>
-        </w:rPr>
-        <w:t>해결</w:t>
-      </w:r>
-    </w:p>
-    <w:p>
-      <w:pPr>
-        <w:pStyle w:val="a3"/>
         <w:numPr>
           <w:ilvl w:val="2"/>
           <w:numId w:val="1"/>
         </w:numPr>
+      </w:pPr>
+      <w:r>
+        <w:rPr>
+          <w:rFonts w:hint="eastAsia"/>
+          <w:sz w:val="22"/>
+        </w:rPr>
+        <w:t>우리가 사용하는 몬스터 리소스들은 InfinityPBR/LPColor-URP와</w:t>
+      </w:r>
+      <w:r>
+        <w:rPr>
+          <w:sz w:val="22"/>
+        </w:rPr>
+        <w:br/>
+      </w:r>
+      <w:r>
+        <w:rPr>
+          <w:rFonts w:hint="eastAsia"/>
+          <w:sz w:val="22"/>
+        </w:rPr>
+        <w:t>InfinityPBR/IPBR_DiffuseHSL 셰이더 두 종류를 사용하는데,</w:t>
+      </w:r>
+      <w:r>
+        <w:rPr>
+          <w:sz w:val="22"/>
+        </w:rPr>
+        <w:br/>
+      </w:r>
+      <w:r>
+        <w:rPr>
+          <w:rFonts w:hint="eastAsia"/>
+          <w:sz w:val="22"/>
+        </w:rPr>
+        <w:t xml:space="preserve">지난번에 </w:t>
+      </w:r>
+      <w:r>
+        <w:rPr>
+          <w:rFonts w:hint="eastAsia"/>
+          <w:sz w:val="22"/>
+        </w:rPr>
+        <w:t>InfinityPBR/LPColor-URP</w:t>
+      </w:r>
+      <w:r>
+        <w:rPr>
+          <w:rFonts w:hint="eastAsia"/>
+          <w:sz w:val="22"/>
+        </w:rPr>
+        <w:t xml:space="preserve"> 셰이더를 사용하는 리소스들의 텍스처 추출 문제는</w:t>
+      </w:r>
+      <w:r>
+        <w:rPr>
+          <w:sz w:val="22"/>
+        </w:rPr>
+        <w:br/>
+      </w:r>
+      <w:r>
+        <w:rPr>
+          <w:rFonts w:hint="eastAsia"/>
+          <w:sz w:val="22"/>
+        </w:rPr>
+        <w:t>해결했지만, InfinityPBR/</w:t>
+      </w:r>
+      <w:r>
+        <w:rPr>
+          <w:rFonts w:hint="eastAsia"/>
+          <w:sz w:val="22"/>
+        </w:rPr>
+        <w:t>IP</w:t>
+      </w:r>
+      <w:r>
+        <w:rPr>
+          <w:rFonts w:hint="eastAsia"/>
+          <w:sz w:val="22"/>
+        </w:rPr>
+        <w:t>B</w:t>
+      </w:r>
+      <w:r>
+        <w:rPr>
+          <w:rFonts w:hint="eastAsia"/>
+          <w:sz w:val="22"/>
+        </w:rPr>
+        <w:t>R_DiffuseHSL</w:t>
+      </w:r>
+      <w:r>
+        <w:rPr>
+          <w:rFonts w:hint="eastAsia"/>
+          <w:sz w:val="22"/>
+        </w:rPr>
+        <w:t xml:space="preserve"> 셰이더를 사용하는 리소스들은 그러지 못함.</w:t>
+      </w:r>
+    </w:p>
+    <w:p>
+      <w:pPr>
+        <w:pStyle w:val="a3"/>
         <w:ind w:leftChars="0"/>
         <w:jc w:val="left"/>
-      </w:pPr>
-      <w:r>
-        <w:rPr>
-          <w:rFonts w:hint="eastAsia"/>
-          <w:sz w:val="22"/>
-        </w:rPr>
-        <w:t>우리가 사용하는 몬스터 리소스들은 InfinityPBR/LPColor-URP와</w:t>
-      </w:r>
-      <w:r>
-        <w:rPr>
-          <w:sz w:val="22"/>
-        </w:rPr>
-        <w:br/>
-      </w:r>
-      <w:r>
-        <w:rPr>
-          <w:rFonts w:hint="eastAsia"/>
-          <w:sz w:val="22"/>
-        </w:rPr>
-        <w:t>InfinityPBR/IPBR_DiffuseHSL 셰이더 두 종류를 사용하는데,</w:t>
-      </w:r>
-      <w:r>
-        <w:rPr>
-          <w:sz w:val="22"/>
-        </w:rPr>
-        <w:br/>
-      </w:r>
-      <w:r>
-        <w:rPr>
-          <w:rFonts w:hint="eastAsia"/>
-          <w:sz w:val="22"/>
-        </w:rPr>
-        <w:t xml:space="preserve">지난번에 </w:t>
-      </w:r>
-      <w:r>
-        <w:rPr>
-          <w:rFonts w:hint="eastAsia"/>
-          <w:sz w:val="22"/>
-        </w:rPr>
-        <w:t>InfinityPBR/LPColor-URP</w:t>
-      </w:r>
-      <w:r>
-        <w:rPr>
-          <w:rFonts w:hint="eastAsia"/>
-          <w:sz w:val="22"/>
-        </w:rPr>
-        <w:t xml:space="preserve"> 셰이더를 사용하는 리소스들의 텍스처 추출 문제는</w:t>
-      </w:r>
-      <w:r>
-        <w:rPr>
-          <w:sz w:val="22"/>
-        </w:rPr>
-        <w:br/>
-      </w:r>
-      <w:r>
-        <w:rPr>
-          <w:rFonts w:hint="eastAsia"/>
-          <w:sz w:val="22"/>
-        </w:rPr>
-        <w:t>해결했지만, InfinityPBR/</w:t>
-      </w:r>
-      <w:r>
-        <w:rPr>
-          <w:rFonts w:hint="eastAsia"/>
-          <w:sz w:val="22"/>
-        </w:rPr>
-        <w:t>IP</w:t>
-      </w:r>
-      <w:r>
-        <w:rPr>
-          <w:rFonts w:hint="eastAsia"/>
-          <w:sz w:val="22"/>
-        </w:rPr>
-        <w:t>B</w:t>
-      </w:r>
-      <w:r>
-        <w:rPr>
-          <w:rFonts w:hint="eastAsia"/>
-          <w:sz w:val="22"/>
-        </w:rPr>
-        <w:t>R_DiffuseHSL</w:t>
-      </w:r>
-      <w:r>
-        <w:rPr>
-          <w:rFonts w:hint="eastAsia"/>
-          <w:sz w:val="22"/>
-        </w:rPr>
-        <w:t xml:space="preserve"> 셰이더를 사용하는 리소스들은 그러지 못함.</w:t>
-      </w:r>
-    </w:p>
-    <w:p>
-      <w:pPr>
-        <w:pStyle w:val="a3"/>
         <w:numPr>
           <w:ilvl w:val="2"/>
           <w:numId w:val="1"/>
         </w:numPr>
-        <w:ind w:leftChars="0"/>
-        <w:jc w:val="left"/>
         <w:rPr>
           <w:rFonts w:hint="eastAsia"/>
         </w:rPr>
@@ -942,10 +951,10 @@
     </w:p>
     <w:p>
       <w:pPr>
+        <w:autoSpaceDE/>
+        <w:autoSpaceDN/>
         <w:widowControl/>
         <w:wordWrap/>
-        <w:autoSpaceDE/>
-        <w:autoSpaceDN/>
         <w:rPr>
           <w:sz w:val="28"/>
           <w:szCs w:val="32"/>
@@ -973,7 +982,6 @@
           <w:sz w:val="28"/>
           <w:szCs w:val="32"/>
         </w:rPr>
-        <w:lastRenderedPageBreak/>
         <w:t>이종진:</w:t>
       </w:r>
     </w:p>
@@ -1008,24 +1016,22 @@
           <w:noProof/>
         </w:rPr>
         <w:drawing>
-          <wp:inline distT="0" distB="0" distL="0" distR="0" wp14:anchorId="35FCDA8C" wp14:editId="140765B0">
+          <wp:inline distT="0" distB="0" distL="0" distR="0">
             <wp:extent cx="3807460" cy="2859405"/>
             <wp:effectExtent l="0" t="0" r="2540" b="0"/>
-            <wp:docPr id="1884363559" name="그림 1"/>
-            <wp:cNvGraphicFramePr>
-              <a:graphicFrameLocks xmlns:a="http://schemas.openxmlformats.org/drawingml/2006/main" noChangeAspect="1"/>
-            </wp:cNvGraphicFramePr>
+            <wp:docPr id="1025" name="그림 1"/>
+            <wp:cNvGraphicFramePr/>
             <a:graphic xmlns:a="http://schemas.openxmlformats.org/drawingml/2006/main">
               <a:graphicData uri="http://schemas.openxmlformats.org/drawingml/2006/picture">
                 <pic:pic xmlns:pic="http://schemas.openxmlformats.org/drawingml/2006/picture">
                   <pic:nvPicPr>
-                    <pic:cNvPr id="0" name="Picture 1"/>
+                    <pic:cNvPr id="1025" name="그림 1"/>
                     <pic:cNvPicPr>
-                      <a:picLocks noChangeAspect="1" noChangeArrowheads="1"/>
+                      <a:picLocks noUngrp="1"/>
                     </pic:cNvPicPr>
                   </pic:nvPicPr>
                   <pic:blipFill>
-                    <a:blip r:embed="rId7">
+                    <a:blip r:embed="rId1">
                       <a:extLst>
                         <a:ext uri="{28A0092B-C50C-407E-A947-70E740481C1C}">
                           <a14:useLocalDpi xmlns:a14="http://schemas.microsoft.com/office/drawing/2010/main" val="0"/>
@@ -1037,7 +1043,7 @@
                       <a:fillRect/>
                     </a:stretch>
                   </pic:blipFill>
-                  <pic:spPr bwMode="auto">
+                  <pic:spPr>
                     <a:xfrm>
                       <a:off x="0" y="0"/>
                       <a:ext cx="3807460" cy="2859405"/>
@@ -1078,316 +1084,197 @@
       <w:pPr>
         <w:spacing w:after="0"/>
         <w:rPr>
+          <w:lang w:eastAsia="ko-KR"/>
+          <w:rFonts w:hint="eastAsia"/>
+          <w:szCs w:val="20"/>
+          <w:rtl w:val="off"/>
+        </w:rPr>
+      </w:pPr>
+      <w:r>
+        <w:br w:type="page"/>
+      </w:r>
+      <w:r>
+        <w:rPr>
+          <w:rFonts w:hint="eastAsia"/>
           <w:sz w:val="28"/>
           <w:szCs w:val="32"/>
         </w:rPr>
-      </w:pPr>
-      <w:r>
-        <w:br w:type="page"/>
-      </w:r>
-      <w:r>
-        <w:rPr>
-          <w:rFonts w:hint="eastAsia"/>
-          <w:sz w:val="28"/>
-          <w:szCs w:val="32"/>
-        </w:rPr>
-        <w:lastRenderedPageBreak/>
         <w:t>우상훈:</w:t>
       </w:r>
     </w:p>
     <w:p>
       <w:pPr>
         <w:pStyle w:val="a3"/>
+        <w:ind w:leftChars="0"/>
+        <w:jc w:val="left"/>
         <w:numPr>
           <w:ilvl w:val="0"/>
-          <w:numId w:val="3"/>
+          <w:numId w:val="2"/>
         </w:numPr>
+        <w:rPr>
+          <w:lang w:eastAsia="ko-KR"/>
+          <w:rFonts w:hint="eastAsia"/>
+          <w:szCs w:val="20"/>
+          <w:rtl w:val="off"/>
+        </w:rPr>
+      </w:pPr>
+      <w:r>
+        <w:rPr>
+          <w:lang w:eastAsia="ko-KR"/>
+          <w:szCs w:val="20"/>
+          <w:rtl w:val="off"/>
+        </w:rPr>
+        <w:t>worker 스레드가 하는 일</w:t>
+      </w:r>
+    </w:p>
+    <w:p>
+      <w:pPr>
+        <w:pStyle w:val="a3"/>
         <w:ind w:leftChars="0"/>
         <w:jc w:val="left"/>
-      </w:pPr>
-      <w:r>
-        <w:rPr>
-          <w:noProof/>
-        </w:rPr>
-        <w:drawing>
-          <wp:anchor distT="0" distB="0" distL="114300" distR="114300" simplePos="0" relativeHeight="251660288" behindDoc="0" locked="0" layoutInCell="1" hidden="0" allowOverlap="1" wp14:anchorId="21E5E2A0" wp14:editId="61B33FFD">
-            <wp:simplePos x="0" y="0"/>
-            <wp:positionH relativeFrom="column">
-              <wp:posOffset>402590</wp:posOffset>
-            </wp:positionH>
-            <wp:positionV relativeFrom="paragraph">
-              <wp:posOffset>265228</wp:posOffset>
-            </wp:positionV>
-            <wp:extent cx="5883910" cy="5746173"/>
-            <wp:effectExtent l="0" t="0" r="0" b="0"/>
-            <wp:wrapTopAndBottom/>
-            <wp:docPr id="1027" name="그림 1027"/>
-            <wp:cNvGraphicFramePr/>
-            <a:graphic xmlns:a="http://schemas.openxmlformats.org/drawingml/2006/main">
-              <a:graphicData uri="http://schemas.openxmlformats.org/drawingml/2006/picture">
-                <pic:pic xmlns:pic="http://schemas.openxmlformats.org/drawingml/2006/picture">
-                  <pic:nvPicPr>
-                    <pic:cNvPr id="1027" name=""/>
-                    <pic:cNvPicPr>
-                      <a:picLocks/>
-                    </pic:cNvPicPr>
-                  </pic:nvPicPr>
-                  <pic:blipFill>
-                    <a:blip r:embed="rId8" cstate="print">
-                      <a:extLst>
-                        <a:ext uri="{28A0092B-C50C-407E-A947-70E740481C1C}">
-                          <a14:useLocalDpi xmlns:a14="http://schemas.microsoft.com/office/drawing/2010/main" val="0"/>
-                        </a:ext>
-                      </a:extLst>
-                    </a:blip>
-                    <a:stretch>
-                      <a:fillRect/>
-                    </a:stretch>
-                  </pic:blipFill>
-                  <pic:spPr>
-                    <a:xfrm>
-                      <a:off x="0" y="0"/>
-                      <a:ext cx="5883910" cy="5746173"/>
-                    </a:xfrm>
-                    <a:prstGeom prst="rect">
-                      <a:avLst/>
-                    </a:prstGeom>
-                  </pic:spPr>
-                </pic:pic>
-              </a:graphicData>
-            </a:graphic>
-          </wp:anchor>
-        </w:drawing>
-      </w:r>
-      <w:r>
-        <w:t>room server architecture</w:t>
+        <w:numPr>
+          <w:ilvl w:val="1"/>
+          <w:numId w:val="2"/>
+        </w:numPr>
+        <w:rPr>
+          <w:lang w:eastAsia="ko-KR"/>
+          <w:rFonts w:hint="eastAsia"/>
+          <w:szCs w:val="20"/>
+          <w:rtl w:val="off"/>
+        </w:rPr>
+      </w:pPr>
+      <w:r>
+        <w:rPr>
+          <w:szCs w:val="20"/>
+        </w:rPr>
+        <w:t>gqcs에서 세션으로부터 전달받은 패킷, 즉 room에 대한 player의 enter, leave, move 등을</w:t>
+      </w:r>
+      <w:r>
+        <w:rPr>
+          <w:lang w:eastAsia="ko-KR"/>
+          <w:rFonts w:hint="eastAsia"/>
+          <w:szCs w:val="20"/>
+          <w:rtl w:val="off"/>
+        </w:rPr>
+        <w:br/>
+      </w:r>
+      <w:r>
+        <w:rPr>
+          <w:szCs w:val="20"/>
+        </w:rPr>
+        <w:t>job으로 만든 뒤, 해당 room의 job queue에 넣는다.</w:t>
       </w:r>
     </w:p>
     <w:p>
       <w:pPr>
         <w:pStyle w:val="a3"/>
+        <w:ind w:leftChars="0"/>
+        <w:jc w:val="left"/>
         <w:numPr>
           <w:ilvl w:val="1"/>
-          <w:numId w:val="3"/>
+          <w:numId w:val="2"/>
         </w:numPr>
+        <w:rPr>
+          <w:lang w:eastAsia="ko-KR"/>
+          <w:rFonts w:hint="eastAsia"/>
+          <w:szCs w:val="20"/>
+          <w:rtl w:val="off"/>
+        </w:rPr>
+      </w:pPr>
+      <w:r>
+        <w:rPr>
+          <w:lang w:eastAsia="ko-KR"/>
+          <w:szCs w:val="20"/>
+          <w:rtl w:val="off"/>
+        </w:rPr>
+        <w:t>j</w:t>
+      </w:r>
+      <w:r>
+        <w:rPr>
+          <w:szCs w:val="20"/>
+        </w:rPr>
+        <w:t>ob queue에 push할 당시 처음 job을 push하면서</w:t>
+      </w:r>
+      <w:r>
+        <w:rPr>
+          <w:lang w:eastAsia="ko-KR"/>
+          <w:rFonts w:hint="eastAsia"/>
+          <w:szCs w:val="20"/>
+          <w:rtl w:val="off"/>
+        </w:rPr>
+        <w:br/>
+      </w:r>
+      <w:r>
+        <w:rPr>
+          <w:szCs w:val="20"/>
+        </w:rPr>
+        <w:t>thread local storage job queue pointer( LJobQueue ) 타입에 특정 room의 job queue의 주소가</w:t>
+      </w:r>
+      <w:r>
+        <w:rPr>
+          <w:lang w:eastAsia="ko-KR"/>
+          <w:rFonts w:hint="eastAsia"/>
+          <w:szCs w:val="20"/>
+          <w:rtl w:val="off"/>
+        </w:rPr>
+        <w:br/>
+      </w:r>
+      <w:r>
+        <w:rPr>
+          <w:szCs w:val="20"/>
+        </w:rPr>
+        <w:t>담겨있지 않다면 해당 스레드가 job의 execute까지 담당한다.</w:t>
+      </w:r>
+      <w:r>
+        <w:rPr>
+          <w:lang w:eastAsia="ko-KR"/>
+          <w:rFonts w:hint="eastAsia"/>
+          <w:szCs w:val="20"/>
+          <w:rtl w:val="off"/>
+        </w:rPr>
+        <w:br/>
+      </w:r>
+      <w:r>
+        <w:rPr>
+          <w:szCs w:val="20"/>
+        </w:rPr>
+        <w:t>LJobQueue에 이미 다른 room의 job queue 주소가 담겨있다면 job queue pool에 주소를 담고</w:t>
+      </w:r>
+      <w:r>
+        <w:rPr>
+          <w:lang w:eastAsia="ko-KR"/>
+          <w:rFonts w:hint="eastAsia"/>
+          <w:szCs w:val="20"/>
+          <w:rtl w:val="off"/>
+        </w:rPr>
+        <w:br/>
+      </w:r>
+      <w:r>
+        <w:rPr>
+          <w:szCs w:val="20"/>
+        </w:rPr>
+        <w:t>종료한다.</w:t>
+      </w:r>
+    </w:p>
+    <w:p>
+      <w:pPr>
+        <w:pStyle w:val="a3"/>
         <w:ind w:leftChars="0"/>
         <w:jc w:val="left"/>
-        <w:rPr>
-          <w:sz w:val="22"/>
-        </w:rPr>
-      </w:pPr>
-      <w:r>
-        <w:t>대략적인 그림으로 계속해서 수정해 나아갈 예정이다.</w:t>
-      </w:r>
-    </w:p>
-    <w:p>
-      <w:pPr>
-        <w:pStyle w:val="a3"/>
         <w:numPr>
           <w:ilvl w:val="1"/>
-          <w:numId w:val="3"/>
+          <w:numId w:val="2"/>
         </w:numPr>
-        <w:ind w:leftChars="0"/>
-        <w:jc w:val="left"/>
-        <w:rPr>
-          <w:sz w:val="22"/>
-        </w:rPr>
-      </w:pPr>
-      <w:r>
-        <w:t>Room Server는 IOCP의 장점을 최대한 활용하기 위해 여러 스레드에서 GQCS를 동시에 실행한다.</w:t>
-      </w:r>
-      <w:r>
-        <w:rPr>
-          <w:rFonts w:hint="eastAsia"/>
-        </w:rPr>
-        <w:br/>
-      </w:r>
-      <w:r>
-        <w:t>다만 이전 구조와 다른 점은, GQCS에 timeout 값을 설정하는 것이다.</w:t>
-      </w:r>
-      <w:r>
-        <w:rPr>
-          <w:rFonts w:hint="eastAsia"/>
-        </w:rPr>
-        <w:br/>
-      </w:r>
-      <w:r>
-        <w:rPr>
-          <w:rFonts w:hint="eastAsia"/>
-        </w:rPr>
-        <w:br/>
-      </w:r>
-      <w:r>
-        <w:t>GQCS를 통해 세션으로부터 데이터를 수신하면, 해당 데이터를 패킷 단위로 재조립한 뒤</w:t>
-      </w:r>
-      <w:r>
-        <w:rPr>
-          <w:rFonts w:hint="eastAsia"/>
-        </w:rPr>
-        <w:br/>
-      </w:r>
-      <w:r>
-        <w:t>즉시 게임 로직을 수행하지 않는다. 대신 이를 Job 객체로 생성하여 해당 Room의 Job Queue에</w:t>
-      </w:r>
-      <w:r>
-        <w:rPr>
-          <w:rFonts w:hint="eastAsia"/>
-        </w:rPr>
-        <w:br/>
-      </w:r>
-      <w:r>
-        <w:t>push하고, 네트워크 처리를 여기서 종료한다. 즉, 전달받은 데이터가 있다면 데이터를 처리하고,</w:t>
-      </w:r>
-      <w:r>
-        <w:rPr>
-          <w:rFonts w:hint="eastAsia"/>
-        </w:rPr>
-        <w:br/>
-      </w:r>
-      <w:r>
-        <w:t>없다면 Job들을 실행한다.</w:t>
-      </w:r>
-      <w:r>
-        <w:rPr>
-          <w:rFonts w:hint="eastAsia"/>
-        </w:rPr>
-        <w:br/>
-      </w:r>
-      <w:r>
-        <w:rPr>
-          <w:rFonts w:hint="eastAsia"/>
-        </w:rPr>
-        <w:br/>
-      </w:r>
-      <w:r>
-        <w:t>그림에서는 모든 스레드가 공용 Job Queue를 사용하고 있지만, 경쟁 상태 및 병목 가능성을</w:t>
-      </w:r>
-      <w:r>
-        <w:rPr>
-          <w:rFonts w:hint="eastAsia"/>
-        </w:rPr>
-        <w:br/>
-      </w:r>
-      <w:r>
-        <w:t>줄이기 위해 Room 단위의 개별 Job Queue 구조로 가야한다. (그림에서 수정해야할 부분)</w:t>
-      </w:r>
-      <w:r>
-        <w:rPr>
-          <w:rFonts w:hint="eastAsia"/>
-        </w:rPr>
-        <w:br/>
-      </w:r>
-      <w:r>
-        <w:t>각 Room은 자신의 Job Queue를 보유하며, 여유가 있는 하나의 스레드에 할당되어 처리된다.</w:t>
-      </w:r>
-      <w:r>
-        <w:rPr>
-          <w:rFonts w:hint="eastAsia"/>
-        </w:rPr>
-        <w:br/>
-      </w:r>
-      <w:r>
-        <w:t>따라서 이 구조를 통해 Job의 push/pop 구간을 제외하면 Room 내부에서의 경쟁 상태를</w:t>
-      </w:r>
-      <w:r>
-        <w:rPr>
-          <w:rFonts w:hint="eastAsia"/>
-        </w:rPr>
-        <w:br/>
-      </w:r>
-      <w:r>
-        <w:lastRenderedPageBreak/>
-        <w:t>줄일 수 있다.</w:t>
-      </w:r>
-      <w:r>
-        <w:rPr>
-          <w:rFonts w:hint="eastAsia"/>
-        </w:rPr>
-        <w:br/>
-      </w:r>
-      <w:r>
-        <w:rPr>
-          <w:rFonts w:hint="eastAsia"/>
-        </w:rPr>
-        <w:br/>
-      </w:r>
-      <w:r>
-        <w:t>Room에서 발생하는 모든 이벤트는 Job 단위로 정의된다.</w:t>
-      </w:r>
-      <w:r>
-        <w:rPr>
-          <w:rFonts w:hint="eastAsia"/>
-        </w:rPr>
-        <w:br/>
-      </w:r>
-      <w:r>
-        <w:t>예를 들어, 세션의 enter, leave, move 등의 이벤트는 각각 하나의 Job으로 표현된다.</w:t>
-      </w:r>
-      <w:r>
-        <w:rPr>
-          <w:rFonts w:hint="eastAsia"/>
-        </w:rPr>
-        <w:br/>
-      </w:r>
-      <w:r>
-        <w:rPr>
-          <w:rFonts w:hint="eastAsia"/>
-        </w:rPr>
-        <w:br/>
-      </w:r>
-      <w:r>
-        <w:t>Room의 주기적인 업데이트는 별도의 Job Timer 시스템을 통해 처리할 생각이다.</w:t>
-      </w:r>
-      <w:r>
-        <w:rPr>
-          <w:rFonts w:hint="eastAsia"/>
-        </w:rPr>
-        <w:br/>
-      </w:r>
-      <w:r>
-        <w:t>특정 시점에 실행되어야 할 작업을 예약할 수 있도록 Timer 기능을 구현하고, Update 또한</w:t>
-      </w:r>
-      <w:r>
-        <w:rPr>
-          <w:rFonts w:hint="eastAsia"/>
-        </w:rPr>
-        <w:br/>
-      </w:r>
-      <w:r>
-        <w:t>하나의 Job으로 등록하여 처리된다.</w:t>
-      </w:r>
-      <w:r>
-        <w:rPr>
-          <w:rFonts w:hint="eastAsia"/>
-        </w:rPr>
-        <w:br/>
-      </w:r>
-      <w:r>
-        <w:rPr>
-          <w:rFonts w:hint="eastAsia"/>
-        </w:rPr>
-        <w:br/>
-      </w:r>
-      <w:r>
-        <w:t>이와 같은 구조를 통해 이벤트 기반 처리와 주기적 업데이트를 동일한 Job 시스템 내에서</w:t>
-      </w:r>
-      <w:r>
-        <w:rPr>
-          <w:rFonts w:hint="eastAsia"/>
-        </w:rPr>
-        <w:br/>
-      </w:r>
-      <w:r>
-        <w:t>통합적으로 관리할 수 있게 된다.</w:t>
-      </w:r>
-    </w:p>
-    <w:p>
-      <w:pPr>
-        <w:spacing w:after="0"/>
         <w:rPr>
           <w:szCs w:val="20"/>
         </w:rPr>
       </w:pPr>
+      <w:r>
+        <w:rPr>
+          <w:szCs w:val="20"/>
+        </w:rPr>
+        <w:t>job queue pool에서 하나의 queue를 꺼내서 작업을 처리한다.</w:t>
+      </w:r>
     </w:p>
     <w:p>
       <w:pPr>
@@ -1418,7 +1305,7 @@
       </w:tblGrid>
       <w:tr>
         <w:trPr>
-          <w:trHeight w:val="875"/>
+          <w:trHeight w:val="875" w:hRule="atLeast"/>
         </w:trPr>
         <w:tc>
           <w:tcPr>
@@ -1434,7 +1321,6 @@
               </w:rPr>
             </w:pPr>
             <w:r>
-              <w:lastRenderedPageBreak/>
               <w:br w:type="page"/>
             </w:r>
             <w:r>
@@ -1495,7 +1381,7 @@
       </w:tr>
       <w:tr>
         <w:trPr>
-          <w:trHeight w:val="590"/>
+          <w:trHeight w:val="590" w:hRule="atLeast"/>
         </w:trPr>
         <w:tc>
           <w:tcPr>
@@ -1637,7 +1523,7 @@
       </w:tr>
       <w:tr>
         <w:trPr>
-          <w:trHeight w:val="1520"/>
+          <w:trHeight w:val="1520" w:hRule="atLeast"/>
         </w:trPr>
         <w:tc>
           <w:tcPr>
@@ -1683,7 +1569,7 @@
                 <w:bCs/>
                 <w:szCs w:val="20"/>
               </w:rPr>
-              <w:t>우상훈: room server 구현, 플레이어 이동 동기화</w:t>
+              <w:t>우상훈: 플레이어 이동 동기화</w:t>
             </w:r>
           </w:p>
           <w:p>
@@ -1743,12 +1629,12 @@
       </w:tr>
       <w:tr>
         <w:trPr>
-          <w:trHeight w:val="1963"/>
+          <w:trHeight w:val="1963" w:hRule="atLeast"/>
         </w:trPr>
         <w:tc>
           <w:tcPr>
             <w:tcW w:w="1555" w:type="dxa"/>
-            <w:shd w:val="clear" w:color="auto" w:fill="F2F2F2" w:themeFill="background1" w:themeFillShade="F2"/>
+            <w:shd w:val="clear" w:color="auto" w:fill="F2F2F2" w:themeFill="background1" w:themeFillShade="f2"/>
             <w:vAlign w:val="center"/>
           </w:tcPr>
           <w:p>
@@ -1797,7 +1683,7 @@
           <w:tcPr>
             <w:tcW w:w="8901" w:type="dxa"/>
             <w:gridSpan w:val="3"/>
-            <w:shd w:val="clear" w:color="auto" w:fill="F2F2F2" w:themeFill="background1" w:themeFillShade="F2"/>
+            <w:shd w:val="clear" w:color="auto" w:fill="F2F2F2" w:themeFill="background1" w:themeFillShade="f2"/>
             <w:vAlign w:val="center"/>
           </w:tcPr>
           <w:p>
@@ -1819,72 +1705,21 @@
 </w:document>
 </file>
 
-<file path=word/endnotes.xml><?xml version="1.0" encoding="utf-8"?>
-<w:endnotes xmlns:wpc="http://schemas.microsoft.com/office/word/2010/wordprocessingCanvas" xmlns:cx="http://schemas.microsoft.com/office/drawing/2014/chartex" xmlns:cx1="http://schemas.microsoft.com/office/drawing/2015/9/8/chartex" xmlns:cx2="http://schemas.microsoft.com/office/drawing/2015/10/21/chartex" xmlns:cx3="http://schemas.microsoft.com/office/drawing/2016/5/9/chartex" xmlns:cx4="http://schemas.microsoft.com/office/drawing/2016/5/10/chartex" xmlns:cx5="http://schemas.microsoft.com/office/drawing/2016/5/11/chartex" xmlns:cx6="http://schemas.microsoft.com/office/drawing/2016/5/12/chartex" xmlns:cx7="http://schemas.microsoft.com/office/drawing/2016/5/13/chartex" xmlns:cx8="http://schemas.microsoft.com/office/drawing/2016/5/14/chartex" xmlns:mc="http://schemas.openxmlformats.org/markup-compatibility/2006" xmlns:aink="http://schemas.microsoft.com/office/drawing/2016/ink" xmlns:am3d="http://schemas.microsoft.com/office/drawing/2017/model3d" xmlns:o="urn:schemas-microsoft-com:office:office" xmlns:oel="http://schemas.microsoft.com/office/2019/extlst" xmlns:r="http://schemas.openxmlformats.org/officeDocument/2006/relationships" xmlns:m="http://schemas.openxmlformats.org/officeDocument/2006/math" xmlns:v="urn:schemas-microsoft-com:vml" xmlns:wp14="http://schemas.microsoft.com/office/word/2010/wordprocessingDrawing" xmlns:wp="http://schemas.openxmlformats.org/drawingml/2006/wordprocessingDrawing" xmlns:w10="urn:schemas-microsoft-com:office:word" xmlns:w="http://schemas.openxmlformats.org/wordprocessingml/2006/main" xmlns:w14="http://schemas.microsoft.com/office/word/2010/wordml" xmlns:w15="http://schemas.microsoft.com/office/word/2012/wordml" xmlns:w16cex="http://schemas.microsoft.com/office/word/2018/wordml/cex" xmlns:w16cid="http://schemas.microsoft.com/office/word/2016/wordml/cid" xmlns:w16="http://schemas.microsoft.com/office/word/2018/wordml" xmlns:w16du="http://schemas.microsoft.com/office/word/2023/wordml/word16du" xmlns:w16sdtdh="http://schemas.microsoft.com/office/word/2020/wordml/sdtdatahash" xmlns:w16sdtfl="http://schemas.microsoft.com/office/word/2024/wordml/sdtformatlock" xmlns:w16se="http://schemas.microsoft.com/office/word/2015/wordml/symex" xmlns:wpg="http://schemas.microsoft.com/office/word/2010/wordprocessingGroup" xmlns:wpi="http://schemas.microsoft.com/office/word/2010/wordprocessingInk" xmlns:wne="http://schemas.microsoft.com/office/word/2006/wordml" xmlns:wps="http://schemas.microsoft.com/office/word/2010/wordprocessingShape" mc:Ignorable="w14 w15 w16se w16cid w16 w16cex w16sdtdh w16sdtfl w16du wp14">
-  <w:endnote w:type="separator" w:id="-1">
-    <w:p>
-      <w:pPr>
-        <w:spacing w:after="0" w:line="240" w:lineRule="auto"/>
-      </w:pPr>
-      <w:r>
-        <w:separator/>
-      </w:r>
-    </w:p>
-  </w:endnote>
-  <w:endnote w:type="continuationSeparator" w:id="0">
-    <w:p>
-      <w:pPr>
-        <w:spacing w:after="0" w:line="240" w:lineRule="auto"/>
-      </w:pPr>
-      <w:r>
-        <w:continuationSeparator/>
-      </w:r>
-    </w:p>
-  </w:endnote>
-</w:endnotes>
-</file>
-
-<file path=word/footnotes.xml><?xml version="1.0" encoding="utf-8"?>
-<w:footnotes xmlns:wpc="http://schemas.microsoft.com/office/word/2010/wordprocessingCanvas" xmlns:cx="http://schemas.microsoft.com/office/drawing/2014/chartex" xmlns:cx1="http://schemas.microsoft.com/office/drawing/2015/9/8/chartex" xmlns:cx2="http://schemas.microsoft.com/office/drawing/2015/10/21/chartex" xmlns:cx3="http://schemas.microsoft.com/office/drawing/2016/5/9/chartex" xmlns:cx4="http://schemas.microsoft.com/office/drawing/2016/5/10/chartex" xmlns:cx5="http://schemas.microsoft.com/office/drawing/2016/5/11/chartex" xmlns:cx6="http://schemas.microsoft.com/office/drawing/2016/5/12/chartex" xmlns:cx7="http://schemas.microsoft.com/office/drawing/2016/5/13/chartex" xmlns:cx8="http://schemas.microsoft.com/office/drawing/2016/5/14/chartex" xmlns:mc="http://schemas.openxmlformats.org/markup-compatibility/2006" xmlns:aink="http://schemas.microsoft.com/office/drawing/2016/ink" xmlns:am3d="http://schemas.microsoft.com/office/drawing/2017/model3d" xmlns:o="urn:schemas-microsoft-com:office:office" xmlns:oel="http://schemas.microsoft.com/office/2019/extlst" xmlns:r="http://schemas.openxmlformats.org/officeDocument/2006/relationships" xmlns:m="http://schemas.openxmlformats.org/officeDocument/2006/math" xmlns:v="urn:schemas-microsoft-com:vml" xmlns:wp14="http://schemas.microsoft.com/office/word/2010/wordprocessingDrawing" xmlns:wp="http://schemas.openxmlformats.org/drawingml/2006/wordprocessingDrawing" xmlns:w10="urn:schemas-microsoft-com:office:word" xmlns:w="http://schemas.openxmlformats.org/wordprocessingml/2006/main" xmlns:w14="http://schemas.microsoft.com/office/word/2010/wordml" xmlns:w15="http://schemas.microsoft.com/office/word/2012/wordml" xmlns:w16cex="http://schemas.microsoft.com/office/word/2018/wordml/cex" xmlns:w16cid="http://schemas.microsoft.com/office/word/2016/wordml/cid" xmlns:w16="http://schemas.microsoft.com/office/word/2018/wordml" xmlns:w16du="http://schemas.microsoft.com/office/word/2023/wordml/word16du" xmlns:w16sdtdh="http://schemas.microsoft.com/office/word/2020/wordml/sdtdatahash" xmlns:w16sdtfl="http://schemas.microsoft.com/office/word/2024/wordml/sdtformatlock" xmlns:w16se="http://schemas.microsoft.com/office/word/2015/wordml/symex" xmlns:wpg="http://schemas.microsoft.com/office/word/2010/wordprocessingGroup" xmlns:wpi="http://schemas.microsoft.com/office/word/2010/wordprocessingInk" xmlns:wne="http://schemas.microsoft.com/office/word/2006/wordml" xmlns:wps="http://schemas.microsoft.com/office/word/2010/wordprocessingShape" mc:Ignorable="w14 w15 w16se w16cid w16 w16cex w16sdtdh w16sdtfl w16du wp14">
-  <w:footnote w:type="separator" w:id="-1">
-    <w:p>
-      <w:pPr>
-        <w:spacing w:after="0" w:line="240" w:lineRule="auto"/>
-      </w:pPr>
-      <w:r>
-        <w:separator/>
-      </w:r>
-    </w:p>
-  </w:footnote>
-  <w:footnote w:type="continuationSeparator" w:id="0">
-    <w:p>
-      <w:pPr>
-        <w:spacing w:after="0" w:line="240" w:lineRule="auto"/>
-      </w:pPr>
-      <w:r>
-        <w:continuationSeparator/>
-      </w:r>
-    </w:p>
-  </w:footnote>
-</w:footnotes>
-</file>
-
 <file path=word/numbering.xml><?xml version="1.0" encoding="utf-8"?>
-<w:numbering xmlns:wpc="http://schemas.microsoft.com/office/word/2010/wordprocessingCanvas" xmlns:cx="http://schemas.microsoft.com/office/drawing/2014/chartex" xmlns:cx1="http://schemas.microsoft.com/office/drawing/2015/9/8/chartex" xmlns:cx2="http://schemas.microsoft.com/office/drawing/2015/10/21/chartex" xmlns:cx3="http://schemas.microsoft.com/office/drawing/2016/5/9/chartex" xmlns:cx4="http://schemas.microsoft.com/office/drawing/2016/5/10/chartex" xmlns:cx5="http://schemas.microsoft.com/office/drawing/2016/5/11/chartex" xmlns:cx6="http://schemas.microsoft.com/office/drawing/2016/5/12/chartex" xmlns:cx7="http://schemas.microsoft.com/office/drawing/2016/5/13/chartex" xmlns:cx8="http://schemas.microsoft.com/office/drawing/2016/5/14/chartex" xmlns:mc="http://schemas.openxmlformats.org/markup-compatibility/2006" xmlns:aink="http://schemas.microsoft.com/office/drawing/2016/ink" xmlns:am3d="http://schemas.microsoft.com/office/drawing/2017/model3d" xmlns:o="urn:schemas-microsoft-com:office:office" xmlns:oel="http://schemas.microsoft.com/office/2019/extlst" xmlns:r="http://schemas.openxmlformats.org/officeDocument/2006/relationships" xmlns:m="http://schemas.openxmlformats.org/officeDocument/2006/math" xmlns:v="urn:schemas-microsoft-com:vml" xmlns:wp14="http://schemas.microsoft.com/office/word/2010/wordprocessingDrawing" xmlns:wp="http://schemas.openxmlformats.org/drawingml/2006/wordprocessingDrawing" xmlns:w10="urn:schemas-microsoft-com:office:word" xmlns:w="http://schemas.openxmlformats.org/wordprocessingml/2006/main" xmlns:w14="http://schemas.microsoft.com/office/word/2010/wordml" xmlns:w15="http://schemas.microsoft.com/office/word/2012/wordml" xmlns:w16cex="http://schemas.microsoft.com/office/word/2018/wordml/cex" xmlns:w16cid="http://schemas.microsoft.com/office/word/2016/wordml/cid" xmlns:w16="http://schemas.microsoft.com/office/word/2018/wordml" xmlns:w16du="http://schemas.microsoft.com/office/word/2023/wordml/word16du" xmlns:w16sdtdh="http://schemas.microsoft.com/office/word/2020/wordml/sdtdatahash" xmlns:w16sdtfl="http://schemas.microsoft.com/office/word/2024/wordml/sdtformatlock" xmlns:w16se="http://schemas.microsoft.com/office/word/2015/wordml/symex" xmlns:wpg="http://schemas.microsoft.com/office/word/2010/wordprocessingGroup" xmlns:wpi="http://schemas.microsoft.com/office/word/2010/wordprocessingInk" xmlns:wne="http://schemas.microsoft.com/office/word/2006/wordml" xmlns:wps="http://schemas.microsoft.com/office/word/2010/wordprocessingShape" mc:Ignorable="w14 w15 w16se w16cid w16 w16cex w16sdtdh w16sdtfl w16du wp14">
-  <w:abstractNum w:abstractNumId="0" w15:restartNumberingAfterBreak="0">
-    <w:nsid w:val="FF7FEF50"/>
+<w:numbering xmlns:ve="http://schemas.openxmlformats.org/markup-compatibility/2006" xmlns:o="urn:schemas-microsoft-com:office:office" xmlns:r="http://schemas.openxmlformats.org/officeDocument/2006/relationships" xmlns:m="http://schemas.openxmlformats.org/officeDocument/2006/math" xmlns:v="urn:schemas-microsoft-com:vml" xmlns:wp="http://schemas.openxmlformats.org/drawingml/2006/wordprocessingDrawing" xmlns:w10="urn:schemas-microsoft-com:office:word" xmlns:w="http://schemas.openxmlformats.org/wordprocessingml/2006/main" xmlns:w14="http://schemas.microsoft.com/office/word/2010/wordml" xmlns:wne="http://schemas.microsoft.com/office/word/2006/wordml">
+  <w:abstractNum w:abstractNumId="0">
+    <w:nsid w:val="ff7fef50"/>
     <w:multiLevelType w:val="hybridMultilevel"/>
-    <w:tmpl w:val="2188C7E4"/>
-    <w:lvl w:ilvl="0" w:tplc="0409000F">
+    <w:tmpl w:val="2188c7e4"/>
+    <w:lvl w:ilvl="0" w:tplc="409000f">
       <w:start w:val="1"/>
-      <w:numFmt w:val="decimal"/>
       <w:lvlText w:val="%1."/>
       <w:lvlJc w:val="left"/>
       <w:pPr>
         <w:ind w:left="800" w:hanging="400"/>
       </w:pPr>
     </w:lvl>
-    <w:lvl w:ilvl="1" w:tplc="4392858C">
+    <w:lvl w:ilvl="1" w:tplc="4392858c">
       <w:start w:val="1"/>
       <w:numFmt w:val="lowerLetter"/>
       <w:lvlText w:val="%2."/>
@@ -1893,7 +1728,7 @@
         <w:ind w:left="1200" w:hanging="400"/>
       </w:pPr>
     </w:lvl>
-    <w:lvl w:ilvl="2" w:tplc="0409001B">
+    <w:lvl w:ilvl="2" w:tplc="409001b">
       <w:start w:val="1"/>
       <w:numFmt w:val="lowerRoman"/>
       <w:lvlText w:val="%3."/>
@@ -1902,16 +1737,15 @@
         <w:ind w:left="1600" w:hanging="400"/>
       </w:pPr>
     </w:lvl>
-    <w:lvl w:ilvl="3" w:tplc="0409000F">
+    <w:lvl w:ilvl="3" w:tplc="409000f">
       <w:start w:val="1"/>
-      <w:numFmt w:val="decimal"/>
       <w:lvlText w:val="%4."/>
       <w:lvlJc w:val="left"/>
       <w:pPr>
         <w:ind w:left="2000" w:hanging="400"/>
       </w:pPr>
     </w:lvl>
-    <w:lvl w:ilvl="4" w:tplc="4392858C">
+    <w:lvl w:ilvl="4" w:tplc="4392858c">
       <w:start w:val="1"/>
       <w:numFmt w:val="lowerLetter"/>
       <w:lvlText w:val="%5."/>
@@ -1920,7 +1754,7 @@
         <w:ind w:left="2400" w:hanging="400"/>
       </w:pPr>
     </w:lvl>
-    <w:lvl w:ilvl="5" w:tplc="0409001B">
+    <w:lvl w:ilvl="5" w:tplc="409001b">
       <w:start w:val="1"/>
       <w:numFmt w:val="lowerRoman"/>
       <w:lvlText w:val="%6."/>
@@ -1929,16 +1763,15 @@
         <w:ind w:left="2800" w:hanging="400"/>
       </w:pPr>
     </w:lvl>
-    <w:lvl w:ilvl="6" w:tplc="0409000F">
+    <w:lvl w:ilvl="6" w:tplc="409000f">
       <w:start w:val="1"/>
-      <w:numFmt w:val="decimal"/>
       <w:lvlText w:val="%7."/>
       <w:lvlJc w:val="left"/>
       <w:pPr>
         <w:ind w:left="3200" w:hanging="400"/>
       </w:pPr>
     </w:lvl>
-    <w:lvl w:ilvl="7" w:tplc="4392858C">
+    <w:lvl w:ilvl="7" w:tplc="4392858c">
       <w:start w:val="1"/>
       <w:numFmt w:val="lowerLetter"/>
       <w:lvlText w:val="%8."/>
@@ -1947,7 +1780,7 @@
         <w:ind w:left="3600" w:hanging="400"/>
       </w:pPr>
     </w:lvl>
-    <w:lvl w:ilvl="8" w:tplc="0409001B">
+    <w:lvl w:ilvl="8" w:tplc="409001b">
       <w:start w:val="1"/>
       <w:numFmt w:val="lowerRoman"/>
       <w:lvlText w:val="%9."/>
@@ -1957,20 +1790,19 @@
       </w:pPr>
     </w:lvl>
   </w:abstractNum>
-  <w:abstractNum w:abstractNumId="1" w15:restartNumberingAfterBreak="0">
-    <w:nsid w:val="349C0B88"/>
+  <w:abstractNum w:abstractNumId="1">
+    <w:nsid w:val="ffffeb00"/>
     <w:multiLevelType w:val="hybridMultilevel"/>
-    <w:tmpl w:val="2188C7E4"/>
-    <w:lvl w:ilvl="0" w:tplc="FFFFFFFF">
+    <w:lvl w:ilvl="0" w:tplc="409000f">
       <w:start w:val="1"/>
-      <w:numFmt w:val="decimal"/>
       <w:lvlText w:val="%1."/>
       <w:lvlJc w:val="left"/>
       <w:pPr>
         <w:ind w:left="800" w:hanging="400"/>
       </w:pPr>
+      <w:rPr/>
     </w:lvl>
-    <w:lvl w:ilvl="1" w:tplc="FFFFFFFF">
+    <w:lvl w:ilvl="1" w:tplc="4392858c">
       <w:start w:val="1"/>
       <w:numFmt w:val="lowerLetter"/>
       <w:lvlText w:val="%2."/>
@@ -1978,8 +1810,9 @@
       <w:pPr>
         <w:ind w:left="1200" w:hanging="400"/>
       </w:pPr>
+      <w:rPr/>
     </w:lvl>
-    <w:lvl w:ilvl="2" w:tplc="FFFFFFFF">
+    <w:lvl w:ilvl="2" w:tplc="409001b">
       <w:start w:val="1"/>
       <w:numFmt w:val="lowerRoman"/>
       <w:lvlText w:val="%3."/>
@@ -1987,17 +1820,18 @@
       <w:pPr>
         <w:ind w:left="1600" w:hanging="400"/>
       </w:pPr>
+      <w:rPr/>
     </w:lvl>
-    <w:lvl w:ilvl="3" w:tplc="FFFFFFFF">
+    <w:lvl w:ilvl="3" w:tplc="409000f">
       <w:start w:val="1"/>
-      <w:numFmt w:val="decimal"/>
       <w:lvlText w:val="%4."/>
       <w:lvlJc w:val="left"/>
       <w:pPr>
         <w:ind w:left="2000" w:hanging="400"/>
       </w:pPr>
+      <w:rPr/>
     </w:lvl>
-    <w:lvl w:ilvl="4" w:tplc="FFFFFFFF">
+    <w:lvl w:ilvl="4" w:tplc="4392858c">
       <w:start w:val="1"/>
       <w:numFmt w:val="lowerLetter"/>
       <w:lvlText w:val="%5."/>
@@ -2005,8 +1839,9 @@
       <w:pPr>
         <w:ind w:left="2400" w:hanging="400"/>
       </w:pPr>
+      <w:rPr/>
     </w:lvl>
-    <w:lvl w:ilvl="5" w:tplc="FFFFFFFF">
+    <w:lvl w:ilvl="5" w:tplc="409001b">
       <w:start w:val="1"/>
       <w:numFmt w:val="lowerRoman"/>
       <w:lvlText w:val="%6."/>
@@ -2014,17 +1849,18 @@
       <w:pPr>
         <w:ind w:left="2800" w:hanging="400"/>
       </w:pPr>
+      <w:rPr/>
     </w:lvl>
-    <w:lvl w:ilvl="6" w:tplc="FFFFFFFF">
+    <w:lvl w:ilvl="6" w:tplc="409000f">
       <w:start w:val="1"/>
-      <w:numFmt w:val="decimal"/>
       <w:lvlText w:val="%7."/>
       <w:lvlJc w:val="left"/>
       <w:pPr>
         <w:ind w:left="3200" w:hanging="400"/>
       </w:pPr>
+      <w:rPr/>
     </w:lvl>
-    <w:lvl w:ilvl="7" w:tplc="FFFFFFFF">
+    <w:lvl w:ilvl="7" w:tplc="4392858c">
       <w:start w:val="1"/>
       <w:numFmt w:val="lowerLetter"/>
       <w:lvlText w:val="%8."/>
@@ -2032,8 +1868,9 @@
       <w:pPr>
         <w:ind w:left="3600" w:hanging="400"/>
       </w:pPr>
+      <w:rPr/>
     </w:lvl>
-    <w:lvl w:ilvl="8" w:tplc="FFFFFFFF">
+    <w:lvl w:ilvl="8" w:tplc="409001b">
       <w:start w:val="1"/>
       <w:numFmt w:val="lowerRoman"/>
       <w:lvlText w:val="%9."/>
@@ -2041,35 +1878,33 @@
       <w:pPr>
         <w:ind w:left="4000" w:hanging="400"/>
       </w:pPr>
+      <w:rPr/>
     </w:lvl>
   </w:abstractNum>
-  <w:num w:numId="1" w16cid:durableId="2112968494">
+  <w:num w:numId="1">
     <w:abstractNumId w:val="0"/>
   </w:num>
-  <w:num w:numId="2" w16cid:durableId="1164668808">
+  <w:num w:numId="2">
     <w:abstractNumId w:val="1"/>
-  </w:num>
-  <w:num w:numId="3" w16cid:durableId="1144086665">
-    <w:abstractNumId w:val="0"/>
   </w:num>
 </w:numbering>
 </file>
 
 <file path=word/styles.xml><?xml version="1.0" encoding="utf-8"?>
-<w:styles xmlns:mc="http://schemas.openxmlformats.org/markup-compatibility/2006" xmlns:r="http://schemas.openxmlformats.org/officeDocument/2006/relationships" xmlns:w="http://schemas.openxmlformats.org/wordprocessingml/2006/main" xmlns:w14="http://schemas.microsoft.com/office/word/2010/wordml" xmlns:w15="http://schemas.microsoft.com/office/word/2012/wordml" xmlns:w16cex="http://schemas.microsoft.com/office/word/2018/wordml/cex" xmlns:w16cid="http://schemas.microsoft.com/office/word/2016/wordml/cid" xmlns:w16="http://schemas.microsoft.com/office/word/2018/wordml" xmlns:w16du="http://schemas.microsoft.com/office/word/2023/wordml/word16du" xmlns:w16sdtdh="http://schemas.microsoft.com/office/word/2020/wordml/sdtdatahash" xmlns:w16sdtfl="http://schemas.microsoft.com/office/word/2024/wordml/sdtformatlock" xmlns:w16se="http://schemas.microsoft.com/office/word/2015/wordml/symex" mc:Ignorable="w14 w15 w16se w16cid w16 w16cex w16sdtdh w16sdtfl w16du">
+<w:styles xmlns:r="http://schemas.openxmlformats.org/officeDocument/2006/relationships" xmlns:w="http://schemas.openxmlformats.org/wordprocessingml/2006/main">
   <w:docDefaults>
     <w:rPrDefault>
       <w:rPr>
+        <w:lang w:val="en-US" w:eastAsia="ko-KR" w:bidi="ar-SA"/>
         <w:rFonts w:asciiTheme="minorHAnsi" w:eastAsiaTheme="minorEastAsia" w:hAnsiTheme="minorHAnsi" w:cstheme="minorBidi"/>
+        <w:szCs w:val="22"/>
         <w:kern w:val="2"/>
-        <w:szCs w:val="22"/>
-        <w:lang w:val="en-US" w:eastAsia="ko-KR" w:bidi="ar-SA"/>
       </w:rPr>
     </w:rPrDefault>
     <w:pPrDefault>
       <w:pPr>
+        <w:jc w:val="both"/>
         <w:spacing w:after="160" w:line="259" w:lineRule="auto"/>
-        <w:jc w:val="both"/>
       </w:pPr>
     </w:pPrDefault>
   </w:docDefaults>
@@ -2350,10 +2185,10 @@
     <w:name w:val="Normal"/>
     <w:qFormat/>
     <w:pPr>
-      <w:widowControl w:val="0"/>
-      <w:wordWrap w:val="0"/>
-      <w:autoSpaceDE w:val="0"/>
-      <w:autoSpaceDN w:val="0"/>
+      <w:autoSpaceDE w:val="off"/>
+      <w:autoSpaceDN w:val="off"/>
+      <w:widowControl w:val="off"/>
+      <w:wordWrap w:val="off"/>
     </w:pPr>
   </w:style>
   <w:style w:type="character" w:default="1" w:styleId="a0">
@@ -2384,8 +2219,8 @@
   </w:style>
   <w:style w:type="table" w:customStyle="1" w:styleId="1">
     <w:name w:val="표 구분선1"/>
+    <w:uiPriority w:val="39"/>
     <w:basedOn w:val="a1"/>
-    <w:uiPriority w:val="39"/>
     <w:pPr>
       <w:spacing w:after="0" w:line="240" w:lineRule="auto"/>
     </w:pPr>
@@ -2402,8 +2237,8 @@
   </w:style>
   <w:style w:type="paragraph" w:styleId="a3">
     <w:name w:val="List Paragraph"/>
+    <w:uiPriority w:val="34"/>
     <w:basedOn w:val="a"/>
-    <w:uiPriority w:val="34"/>
     <w:qFormat/>
     <w:pPr>
       <w:ind w:leftChars="400" w:left="800"/>
@@ -2411,58 +2246,58 @@
   </w:style>
   <w:style w:type="paragraph" w:styleId="a4">
     <w:name w:val="header"/>
+    <w:uiPriority w:val="99"/>
     <w:basedOn w:val="a"/>
     <w:link w:val="Char"/>
-    <w:uiPriority w:val="99"/>
     <w:unhideWhenUsed/>
     <w:pPr>
+      <w:snapToGrid w:val="0"/>
       <w:tabs>
         <w:tab w:val="center" w:pos="4513"/>
         <w:tab w:val="right" w:pos="9026"/>
       </w:tabs>
-      <w:snapToGrid w:val="0"/>
     </w:pPr>
   </w:style>
   <w:style w:type="character" w:customStyle="1" w:styleId="Char">
     <w:name w:val="머리글 Char"/>
+    <w:uiPriority w:val="99"/>
     <w:basedOn w:val="a0"/>
     <w:link w:val="a4"/>
-    <w:uiPriority w:val="99"/>
   </w:style>
   <w:style w:type="paragraph" w:styleId="a5">
     <w:name w:val="footer"/>
+    <w:uiPriority w:val="99"/>
     <w:basedOn w:val="a"/>
     <w:link w:val="Char0"/>
-    <w:uiPriority w:val="99"/>
     <w:unhideWhenUsed/>
     <w:pPr>
+      <w:snapToGrid w:val="0"/>
       <w:tabs>
         <w:tab w:val="center" w:pos="4513"/>
         <w:tab w:val="right" w:pos="9026"/>
       </w:tabs>
-      <w:snapToGrid w:val="0"/>
     </w:pPr>
   </w:style>
   <w:style w:type="character" w:customStyle="1" w:styleId="Char0">
     <w:name w:val="바닥글 Char"/>
+    <w:uiPriority w:val="99"/>
     <w:basedOn w:val="a0"/>
     <w:link w:val="a5"/>
-    <w:uiPriority w:val="99"/>
   </w:style>
   <w:style w:type="character" w:styleId="a6">
     <w:name w:val="Hyperlink"/>
+    <w:uiPriority w:val="99"/>
     <w:basedOn w:val="a0"/>
-    <w:uiPriority w:val="99"/>
     <w:unhideWhenUsed/>
     <w:rPr>
       <w:color w:val="0563C1"/>
-      <w:u w:val="single"/>
+      <w:u w:val="single" w:color="auto"/>
     </w:rPr>
   </w:style>
   <w:style w:type="character" w:customStyle="1" w:styleId="10">
     <w:name w:val="확인되지 않은 멘션1"/>
+    <w:uiPriority w:val="99"/>
     <w:basedOn w:val="a0"/>
-    <w:uiPriority w:val="99"/>
     <w:semiHidden/>
     <w:unhideWhenUsed/>
     <w:rPr>
@@ -2472,11 +2307,11 @@
   </w:style>
   <w:style w:type="paragraph" w:styleId="a7">
     <w:name w:val="caption"/>
+    <w:uiPriority w:val="35"/>
     <w:basedOn w:val="a"/>
     <w:next w:val="a"/>
-    <w:uiPriority w:val="35"/>
+    <w:qFormat/>
     <w:unhideWhenUsed/>
-    <w:qFormat/>
     <w:rPr>
       <w:b/>
       <w:bCs/>
